--- a/deliverables/exports/track-b/03-positioning.docx
+++ b/deliverables/exports/track-b/03-positioning.docx
@@ -37,7 +37,35 @@
     </w:p>
     <w:p>
       <w:r>
-        <w:t>Every statement below respects `GTM-BRIEF.md` Section 5. Economics are compared, readiness is never compared. No superlative that the Phase 2 research does not support.</w:t>
+        <w:t>**Rebuilt after conflict resolution.** Conflict 2 resolved as the ladder, conflict 3 as the split promise. See `00-RESOLUTIONS.md`. The previous version claimed the builder was capable and merely invisible, which the Block 1 research shows is only half true.</w:t>
+      </w:r>
+    </w:p>
+    <w:p>
+      <w:r>
+        <w:t>Every statement respects `GTM-BRIEF.md` Section 5. Economics are compared, readiness is never compared. No superlative the research does not support.</w:t>
+      </w:r>
+    </w:p>
+    <w:p>
+      <w:r>
+        <w:t>---</w:t>
+      </w:r>
+    </w:p>
+    <w:p>
+      <w:pPr>
+        <w:pStyle w:val="Heading2"/>
+      </w:pPr>
+      <w:r>
+        <w:t>The core claim, restated</w:t>
+      </w:r>
+    </w:p>
+    <w:p>
+      <w:r>
+        <w:t>Arab Tech Export teaches what a buyer in the United States or Canada verifies before awarding work, and how to move from work that needs none of it to contracts that clear procurement.</w:t>
+      </w:r>
+    </w:p>
+    <w:p>
+      <w:r>
+        <w:t>Some of what is missing is how you present. Some of it you have to build. The offer is knowing which is which, and in what order.</w:t>
       </w:r>
     </w:p>
     <w:p>
@@ -60,12 +88,12 @@
     </w:p>
     <w:p>
       <w:r>
-        <w:t>Not another course teaching Arab builders a skill they already have. Arab Tech Export starts after the skill, at the point where a capable builder is invisible to a buyer in the United States or Canada. The instruction is about one buyer in one place, and the work happens on the member's own live deal rather than on a curriculum.</w:t>
+        <w:t>Not another course teaching Arab builders a skill they already have. Arab Tech Export starts after the skill, at the point where a capable builder cannot get through a North American buyer's procurement, legal and security review. Some of that gap is presentation and some of it is paperwork you have never been asked for. We name which is which, and the work happens on the member's own live deal.</w:t>
       </w:r>
     </w:p>
     <w:p>
       <w:r>
-        <w:t>**Why this form.** It concedes the craft ground to Hsoub, which scored 9.1 to this business's 3.2 on breadth of instruction, and takes the ground nobody holds. It also refuses the readiness framing: the builder is capable, the buyer just cannot see them.</w:t>
+        <w:t>**Why this form.** It concedes craft ground to Hsoub, which scored 9.1 against this business's 3.2 on breadth of instruction, and takes ground nobody holds. The split promise is doing real work in the second half: it stops the statement overpromising a presentational fix for a paperwork problem.</w:t>
       </w:r>
     </w:p>
     <w:p>
@@ -88,12 +116,12 @@
     </w:p>
     <w:p>
       <w:r>
-        <w:t>Not a shortcut to more of the same work. A marketplace gives access and takes the price with it, because a buyer choosing from a list compares on price. Free content teaches selling in general, made mostly by people selling to a buyer they already had. Arab Tech Export is about one route, from Arab builders to buyers in the United States and Canada, and what that specific buyer checks before awarding work.</w:t>
+        <w:t>Not a shortcut to more of the same work. A marketplace gives access and takes the price with it, because a buyer choosing from a list compares on price, and it keeps you at the deal size that needs no procurement. Free content teaches selling in general, made mostly by people selling to a buyer they already had. Arab Tech Export is about one route, and about the deals on the other side of a procurement process.</w:t>
       </w:r>
     </w:p>
     <w:p>
       <w:r>
-        <w:t>**Why this form.** It names the real dynamic on marketplaces, list based comparison drives price down, without claiming anyone will earn more. It also handles the fragmented free content finding: the criticism is not quality, it is that the advice was written for a different starting position.</w:t>
+        <w:t>**Why this form.** The marketplace critique now has a mechanism rather than a sentiment. Platform work sits in band 1, where the buyer runs no formal process, and staying there is the actual ceiling. That is factual and it needs no income claim.</w:t>
       </w:r>
     </w:p>
     <w:p>
@@ -121,12 +149,257 @@
     </w:p>
     <w:p>
       <w:r>
-        <w:t>Not a question of working harder at the same two things. Watching more free content and sending more marketplace bids are both improvements to a position that was never the constraint. The capability is there. What is missing is knowing what a buyer in the United States or Canada checks, and being able to show it. Arab Tech Export teaches that, and applies it to the member's own live deal.</w:t>
+        <w:t>Not a question of working harder at the same two things. Watching more free content and sending more marketplace bids are both improvements to a position that was never the constraint. The capability is there. What is missing is what a buyer in the United States or Canada checks before they can award work, and most of those checks happen after the conversation ends, in departments that never met you.</w:t>
       </w:r>
     </w:p>
     <w:p>
       <w:r>
-        <w:t>**Why this form.** The status quo is genuinely good and free, and a statement that pretends otherwise loses an audience that is using it right now and finding it useful. The wedge is that free content and marketplace bidding both improve execution inside a position, and this is about the position.</w:t>
+        <w:t>**Why this form.** The status quo is genuinely good and free, and a statement that pretends otherwise loses an audience using it right now and finding it useful. The final clause is the Block 1 finding: the checks are run by procurement, legal, security and finance, none of whom were on the call.</w:t>
+      </w:r>
+    </w:p>
+    <w:p>
+      <w:r>
+        <w:t>---</w:t>
+      </w:r>
+    </w:p>
+    <w:p>
+      <w:pPr>
+        <w:pStyle w:val="Heading2"/>
+      </w:pPr>
+      <w:r>
+        <w:t>The ladder, as positioning</w:t>
+      </w:r>
+    </w:p>
+    <w:p>
+      <w:r>
+        <w:t>The four bands from `00-RESOLUTIONS.md`, stated the way a member would hear them.</w:t>
+      </w:r>
+    </w:p>
+    <w:tbl>
+      <w:tblPr>
+        <w:tblStyle w:val="LightGrid-Accent1"/>
+        <w:tblW w:type="auto" w:w="0"/>
+        <w:tblLayout w:type="autofit"/>
+        <w:tblLook w:firstColumn="1" w:firstRow="1" w:lastColumn="0" w:lastRow="0" w:noHBand="0" w:noVBand="1" w:val="04A0"/>
+      </w:tblPr>
+      <w:tblGrid>
+        <w:gridCol w:w="2880"/>
+        <w:gridCol w:w="2880"/>
+        <w:gridCol w:w="2880"/>
+      </w:tblGrid>
+      <w:tr>
+        <w:tc>
+          <w:tcPr>
+            <w:tcW w:type="dxa" w:w="2880"/>
+          </w:tcPr>
+          <w:p>
+            <w:r>
+              <w:rPr>
+                <w:b/>
+                <w:sz w:val="17"/>
+              </w:rPr>
+              <w:t>Band</w:t>
+            </w:r>
+          </w:p>
+        </w:tc>
+        <w:tc>
+          <w:tcPr>
+            <w:tcW w:type="dxa" w:w="2880"/>
+          </w:tcPr>
+          <w:p>
+            <w:r>
+              <w:rPr>
+                <w:b/>
+                <w:sz w:val="17"/>
+              </w:rPr>
+              <w:t>What the buyer does</w:t>
+            </w:r>
+          </w:p>
+        </w:tc>
+        <w:tc>
+          <w:tcPr>
+            <w:tcW w:type="dxa" w:w="2880"/>
+          </w:tcPr>
+          <w:p>
+            <w:r>
+              <w:rPr>
+                <w:b/>
+                <w:sz w:val="17"/>
+              </w:rPr>
+              <w:t>What it means for the member</w:t>
+            </w:r>
+          </w:p>
+        </w:tc>
+      </w:tr>
+      <w:tr>
+        <w:tc>
+          <w:tcPr>
+            <w:tcW w:type="dxa" w:w="2880"/>
+          </w:tcPr>
+          <w:p>
+            <w:r>
+              <w:rPr>
+                <w:sz w:val="17"/>
+              </w:rPr>
+              <w:t>1</w:t>
+            </w:r>
+          </w:p>
+        </w:tc>
+        <w:tc>
+          <w:tcPr>
+            <w:tcW w:type="dxa" w:w="2880"/>
+          </w:tcPr>
+          <w:p>
+            <w:r>
+              <w:rPr>
+                <w:sz w:val="17"/>
+              </w:rPr>
+              <w:t>No formal process. One person decides</w:t>
+            </w:r>
+          </w:p>
+        </w:tc>
+        <w:tc>
+          <w:tcPr>
+            <w:tcW w:type="dxa" w:w="2880"/>
+          </w:tcPr>
+          <w:p>
+            <w:r>
+              <w:rPr>
+                <w:sz w:val="17"/>
+              </w:rPr>
+              <w:t>Where marketplace and referral work sits. Nothing here requires anything of you</w:t>
+            </w:r>
+          </w:p>
+        </w:tc>
+      </w:tr>
+      <w:tr>
+        <w:tc>
+          <w:tcPr>
+            <w:tcW w:type="dxa" w:w="2880"/>
+          </w:tcPr>
+          <w:p>
+            <w:r>
+              <w:rPr>
+                <w:sz w:val="17"/>
+              </w:rPr>
+              <w:t>2</w:t>
+            </w:r>
+          </w:p>
+        </w:tc>
+        <w:tc>
+          <w:tcPr>
+            <w:tcW w:type="dxa" w:w="2880"/>
+          </w:tcPr>
+          <w:p>
+            <w:r>
+              <w:rPr>
+                <w:sz w:val="17"/>
+              </w:rPr>
+              <w:t>Procurement appears. Some review</w:t>
+            </w:r>
+          </w:p>
+        </w:tc>
+        <w:tc>
+          <w:tcPr>
+            <w:tcW w:type="dxa" w:w="2880"/>
+          </w:tcPr>
+          <w:p>
+            <w:r>
+              <w:rPr>
+                <w:sz w:val="17"/>
+              </w:rPr>
+              <w:t>The first rung where paperwork decides the outcome</w:t>
+            </w:r>
+          </w:p>
+        </w:tc>
+      </w:tr>
+      <w:tr>
+        <w:tc>
+          <w:tcPr>
+            <w:tcW w:type="dxa" w:w="2880"/>
+          </w:tcPr>
+          <w:p>
+            <w:r>
+              <w:rPr>
+                <w:sz w:val="17"/>
+              </w:rPr>
+              <w:t>3</w:t>
+            </w:r>
+          </w:p>
+        </w:tc>
+        <w:tc>
+          <w:tcPr>
+            <w:tcW w:type="dxa" w:w="2880"/>
+          </w:tcPr>
+          <w:p>
+            <w:r>
+              <w:rPr>
+                <w:sz w:val="17"/>
+              </w:rPr>
+              <w:t>Procurement, legal and a security questionnaire</w:t>
+            </w:r>
+          </w:p>
+        </w:tc>
+        <w:tc>
+          <w:tcPr>
+            <w:tcW w:type="dxa" w:w="2880"/>
+          </w:tcPr>
+          <w:p>
+            <w:r>
+              <w:rPr>
+                <w:sz w:val="17"/>
+              </w:rPr>
+              <w:t>Where most capable foreign vendors stop, and where the work of this offer sits</w:t>
+            </w:r>
+          </w:p>
+        </w:tc>
+      </w:tr>
+      <w:tr>
+        <w:tc>
+          <w:tcPr>
+            <w:tcW w:type="dxa" w:w="2880"/>
+          </w:tcPr>
+          <w:p>
+            <w:r>
+              <w:rPr>
+                <w:sz w:val="17"/>
+              </w:rPr>
+              <w:t>4</w:t>
+            </w:r>
+          </w:p>
+        </w:tc>
+        <w:tc>
+          <w:tcPr>
+            <w:tcW w:type="dxa" w:w="2880"/>
+          </w:tcPr>
+          <w:p>
+            <w:r>
+              <w:rPr>
+                <w:sz w:val="17"/>
+              </w:rPr>
+              <w:t>Full enterprise process</w:t>
+            </w:r>
+          </w:p>
+        </w:tc>
+        <w:tc>
+          <w:tcPr>
+            <w:tcW w:type="dxa" w:w="2880"/>
+          </w:tcPr>
+          <w:p>
+            <w:r>
+              <w:rPr>
+                <w:sz w:val="17"/>
+              </w:rPr>
+              <w:t>Reachable, slowly, and not the launch promise</w:t>
+            </w:r>
+          </w:p>
+        </w:tc>
+      </w:tr>
+    </w:tbl>
+    <w:p/>
+    <w:p>
+      <w:r>
+        <w:t>**The positioning is the movement between bands, not any one band.** That is what makes one curriculum serve a member bidding small projects and a member stuck below their first procurement review.</w:t>
       </w:r>
     </w:p>
     <w:p>
@@ -140,11 +413,6 @@
       </w:pPr>
       <w:r>
         <w:t>What these statements deliberately do not say</w:t>
-      </w:r>
-    </w:p>
-    <w:p>
-      <w:r>
-        <w:t>Named against `GTM-BRIEF.md` Section 5, so a later rewrite does not quietly reintroduce them.</w:t>
       </w:r>
     </w:p>
     <w:tbl>
@@ -239,7 +507,7 @@
               <w:rPr>
                 <w:sz w:val="17"/>
               </w:rPr>
-              <w:t>Banned. Not a single number about money appears above</w:t>
+              <w:t>Banned. No figure about money appears above. The bands describe process, not income</w:t>
             </w:r>
           </w:p>
         </w:tc>
@@ -267,7 +535,7 @@
               <w:rPr>
                 <w:sz w:val="17"/>
               </w:rPr>
-              <w:t>Banned framing. "Compares on price" describes a mechanism without promising an outcome</w:t>
+              <w:t>Banned framing</w:t>
             </w:r>
           </w:p>
         </w:tc>
@@ -295,7 +563,7 @@
               <w:rPr>
                 <w:sz w:val="17"/>
               </w:rPr>
-              <w:t>Phase 2 research does not support a superlative. One pass found no named specialist, which is weak evidence. The statements describe what the business is built around instead</w:t>
+              <w:t>Phase 2 research does not support a superlative</w:t>
             </w:r>
           </w:p>
         </w:tc>
@@ -310,7 +578,7 @@
               <w:rPr>
                 <w:sz w:val="17"/>
               </w:rPr>
-              <w:t>Replacing humans</w:t>
+              <w:t>That clearing procurement wins the deal</w:t>
             </w:r>
           </w:p>
         </w:tc>
@@ -323,7 +591,7 @@
               <w:rPr>
                 <w:sz w:val="17"/>
               </w:rPr>
-              <w:t>Banned. Does not appear</w:t>
+              <w:t>It does not. It makes you eligible. Stated as such everywhere</w:t>
             </w:r>
           </w:p>
         </w:tc>
@@ -360,6 +628,11 @@
     <w:p/>
     <w:p>
       <w:r>
+        <w:t>The second-to-last row is new and it matters. The ladder framing invites an implied promise that clearing the gates wins work. It does not. It removes a reason to be rejected. Every asset built from this must hold that line.</w:t>
+      </w:r>
+    </w:p>
+    <w:p>
+      <w:r>
         <w:t>---</w:t>
       </w:r>
     </w:p>
@@ -369,11 +642,6 @@
       </w:pPr>
       <w:r>
         <w:t>Current state against projected state</w:t>
-      </w:r>
-    </w:p>
-    <w:p>
-      <w:r>
-        <w:t>For Phase 10 slide 4.</w:t>
       </w:r>
     </w:p>
     <w:tbl>
@@ -496,7 +764,7 @@
               <w:rPr>
                 <w:sz w:val="17"/>
               </w:rPr>
-              <w:t>Nothing. This is conceded ground. Free is free</w:t>
+              <w:t>Nothing. Conceded ground</w:t>
             </w:r>
           </w:p>
         </w:tc>
@@ -604,7 +872,7 @@
               <w:rPr>
                 <w:sz w:val="17"/>
               </w:rPr>
-              <w:t>Published buyer evaluation walkthroughs, accumulating</w:t>
+              <w:t>Now evidenced rather than asserted, see 00-BUYER-CHECKS.md</w:t>
             </w:r>
           </w:p>
         </w:tc>
@@ -658,7 +926,7 @@
               <w:rPr>
                 <w:sz w:val="17"/>
               </w:rPr>
-              <w:t>Teardown cadence, the deal rubric, and a founding cohort with live deals to work on</w:t>
+              <w:t>Teardown cadence, the deal rubric, a founding cohort with live deals</w:t>
             </w:r>
           </w:p>
         </w:tc>
@@ -667,7 +935,7 @@
     <w:p/>
     <w:p>
       <w:r>
-        <w:t>Two of four vectors are flat on purpose. A plan that projects improvement on every vector is a plan that has not chosen anything.</w:t>
+        <w:t>Two of four flat on purpose. A plan that projects improvement on every vector has chosen nothing.</w:t>
       </w:r>
     </w:p>
     <w:p>
@@ -734,7 +1002,7 @@
               <w:rPr>
                 <w:sz w:val="17"/>
               </w:rPr>
-              <w:t>Statement 3, against status quo</w:t>
+              <w:t>The core claim and the split promise</w:t>
             </w:r>
           </w:p>
         </w:tc>
@@ -747,7 +1015,63 @@
               <w:rPr>
                 <w:sz w:val="17"/>
               </w:rPr>
-              <w:t>Phase 6 pillar 1. Phase 7 stage 1. Phase 10 slide 1</w:t>
+              <w:t>Phase 6 pillars, scorecard bands, deck slide 1</w:t>
+            </w:r>
+          </w:p>
+        </w:tc>
+      </w:tr>
+      <w:tr>
+        <w:tc>
+          <w:tcPr>
+            <w:tcW w:type="dxa" w:w="4320"/>
+          </w:tcPr>
+          <w:p>
+            <w:r>
+              <w:rPr>
+                <w:sz w:val="17"/>
+              </w:rPr>
+              <w:t>The four bands</w:t>
+            </w:r>
+          </w:p>
+        </w:tc>
+        <w:tc>
+          <w:tcPr>
+            <w:tcW w:type="dxa" w:w="4320"/>
+          </w:tcPr>
+          <w:p>
+            <w:r>
+              <w:rPr>
+                <w:sz w:val="17"/>
+              </w:rPr>
+              <w:t>Phase 4 ICP, Phase 9 tiers, the whole curriculum</w:t>
+            </w:r>
+          </w:p>
+        </w:tc>
+      </w:tr>
+      <w:tr>
+        <w:tc>
+          <w:tcPr>
+            <w:tcW w:type="dxa" w:w="4320"/>
+          </w:tcPr>
+          <w:p>
+            <w:r>
+              <w:rPr>
+                <w:sz w:val="17"/>
+              </w:rPr>
+              <w:t>Clearing procurement makes you eligible, it does not win the deal</w:t>
+            </w:r>
+          </w:p>
+        </w:tc>
+        <w:tc>
+          <w:tcPr>
+            <w:tcW w:type="dxa" w:w="4320"/>
+          </w:tcPr>
+          <w:p>
+            <w:r>
+              <w:rPr>
+                <w:sz w:val="17"/>
+              </w:rPr>
+              <w:t>Every asset. This is the line most likely to be crossed later</w:t>
             </w:r>
           </w:p>
         </w:tc>
@@ -775,35 +1099,7 @@
               <w:rPr>
                 <w:sz w:val="17"/>
               </w:rPr>
-              <w:t>Phase 9 floor. Phase 8 channel choice</w:t>
-            </w:r>
-          </w:p>
-        </w:tc>
-      </w:tr>
-      <w:tr>
-        <w:tc>
-          <w:tcPr>
-            <w:tcW w:type="dxa" w:w="4320"/>
-          </w:tcPr>
-          <w:p>
-            <w:r>
-              <w:rPr>
-                <w:sz w:val="17"/>
-              </w:rPr>
-              <w:t>Current against projected</w:t>
-            </w:r>
-          </w:p>
-        </w:tc>
-        <w:tc>
-          <w:tcPr>
-            <w:tcW w:type="dxa" w:w="4320"/>
-          </w:tcPr>
-          <w:p>
-            <w:r>
-              <w:rPr>
-                <w:sz w:val="17"/>
-              </w:rPr>
-              <w:t>Phase 10 slide 4</w:t>
+              <w:t>Phase 9 floor, Phase 8 channel choice</w:t>
             </w:r>
           </w:p>
         </w:tc>
